--- a/zaini_case_audit_output/outputs/word/documents/137_جزء من مسحوبات مصروفات الشيخ احمد زيني رحمه الله.pdf.docx
+++ b/zaini_case_audit_output/outputs/word/documents/137_جزء من مسحوبات مصروفات الشيخ احمد زيني رحمه الله.pdf.docx
@@ -53,6 +53,20 @@
         <w:t>[مخرج آلي / Script Output - سماوي]  [مخرج آلي يحتاج مراجعة بشرية - وردي]</w:t>
       </w:r>
     </w:p>
+    <w:p>
+      <w:pPr>
+        <w:jc w:val="right"/>
+        <w:bidi/>
+      </w:pPr>
+      <w:r>
+        <w:rPr>
+          <w:b w:val="0"/>
+          <w:i/>
+          <w:color w:val="C00000"/>
+        </w:rPr>
+        <w:t>[نص ممسوح OCR صُحِّح ترتيبه آلياً — قد يحتوي أخطاء طفيفة]</w:t>
+      </w:r>
+    </w:p>
     <w:p/>
     <w:p>
       <w:pPr>
@@ -64,7 +78,7 @@
           <w:b w:val="0"/>
           <w:i w:val="0"/>
         </w:rPr>
-        <w:t>ﻲﻨﻳﺯ ﺱﺎﺒﻋ ﻦﺑ ﺪﻤﺣﺍ ﻦﺑ ﻪﻣﺎﺳﺃ [العنوان مكرر مرات عديدة بترميز معكوس عبر المستند بالكامل]</w:t>
+        <w:t>[لماكلاب دنتسملا ربع سوكعم زيمرتب ةديدع تارم رركم ناونعلا] أسامه بن احمد بن عباس زيني</w:t>
       </w:r>
     </w:p>
     <w:p>
